--- a/00_Resume/ITSM/Cyrus_Shahriari_Resume_Final.docx
+++ b/00_Resume/ITSM/Cyrus_Shahriari_Resume_Final.docx
@@ -269,20 +269,6 @@
           <w:szCs w:val="22"/>
           <w:rtl w:val="0"/>
         </w:rPr>
-        <w:t xml:space="preserve">BUSINESS</w:t>
-      </w:r>
-      <w:r>
-        <w:rPr>
-          <w:rFonts w:ascii="Calibri" w:hAnsi="Calibri" w:eastAsia="Calibri" w:cs="Calibri"/>
-          <w:b/>
-          <w:bCs/>
-          <w:smallCaps/>
-          <w:sz w:val="22"/>
-          <w:szCs w:val="22"/>
-          <w:rtl w:val="0"/>
-          <w:lang w:val="en-US"/>
-        </w:rPr>
-        <w:t xml:space="preserve"> SYSTEMS</w:t>
       </w:r>
       <w:r>
         <w:rPr>
@@ -294,7 +280,7 @@
           <w:szCs w:val="22"/>
           <w:rtl w:val="0"/>
         </w:rPr>
-        <w:t xml:space="preserve"> ANALYST </w:t>
+        <w:t xml:space="preserve">BUSINESS SYSTEMS ANALYST • PRODUCT MANAGEMENT • ENTERPRISE GOVERNANCE • AI ENABLEMENT</w:t>
       </w:r>
       <w:r>
         <w:rPr>
@@ -305,41 +291,6 @@
           <w:sz w:val="22"/>
           <w:szCs w:val="22"/>
           <w:rtl w:val="0"/>
-        </w:rPr>
-        <w:t xml:space="preserve">•</w:t>
-      </w:r>
-      <w:r>
-        <w:rPr>
-          <w:rFonts w:ascii="Calibri" w:hAnsi="Calibri" w:eastAsia="Calibri" w:cs="Calibri"/>
-          <w:b/>
-          <w:bCs/>
-          <w:smallCaps/>
-          <w:sz w:val="22"/>
-          <w:szCs w:val="22"/>
-          <w:rtl w:val="0"/>
-        </w:rPr>
-        <w:t xml:space="preserve"> </w:t>
-      </w:r>
-      <w:r>
-        <w:rPr>
-          <w:rFonts w:ascii="Calibri" w:hAnsi="Calibri" w:eastAsia="Calibri" w:cs="Calibri"/>
-          <w:b/>
-          <w:bCs/>
-          <w:smallCaps/>
-          <w:sz w:val="22"/>
-          <w:szCs w:val="22"/>
-          <w:rtl w:val="0"/>
-        </w:rPr>
-        <w:t xml:space="preserve">AI INTEGRATION • PROCESS OPTIMIZATION • AGILE PRACTITIONER</w:t>
-      </w:r>
-      <w:r>
-        <w:rPr>
-          <w:rFonts w:ascii="Calibri" w:hAnsi="Calibri" w:eastAsia="Calibri" w:cs="Calibri"/>
-          <w:b/>
-          <w:bCs/>
-          <w:smallCaps/>
-          <w:sz w:val="22"/>
-          <w:szCs w:val="22"/>
         </w:rPr>
       </w:r>
       <w:r>
@@ -385,7 +336,7 @@
           <w:szCs w:val="22"/>
           <w:rtl w:val="0"/>
         </w:rPr>
-        <w:t xml:space="preserve">Results-driven Business Systems Analyst and systems thinker with </w:t>
+        <w:t xml:space="preserve">Results-driven Business Systems Analyst and Product Management professional with </w:t>
       </w:r>
       <w:r>
         <w:rPr>
@@ -395,7 +346,7 @@
           <w:rtl w:val="0"/>
           <w:lang w:val="en-US"/>
         </w:rPr>
-        <w:t xml:space="preserve">1</w:t>
+        <w:t xml:space="preserve">2</w:t>
       </w:r>
       <w:r>
         <w:rPr>
@@ -404,7 +355,7 @@
           <w:szCs w:val="22"/>
           <w:rtl w:val="0"/>
         </w:rPr>
-        <w:t xml:space="preserve">0+ years of experience bridging the gap between business needs and technology solutions across enterprise software, technology, and regulated industries. Proven ability to translate ambiguous</w:t>
+        <w:t xml:space="preserve">0+ years of experience translating business strategy into scalable enterprise technology solutions across healthcare, financial services, and SaaS environments. Experienced pa</w:t>
       </w:r>
       <w:r>
         <w:rPr>
@@ -413,7 +364,7 @@
           <w:szCs w:val="22"/>
           <w:rtl w:val="0"/>
         </w:rPr>
-        <w:t xml:space="preserve"> </w:t>
+        <w:t xml:space="preserve">rtnering with Enterprise Architecture, Product, Engineering, and Operations teams to define requirements, improve operational standards, reduce technology risk, and deliver enterprise-wide process improvements through Agile methodologies and AI-enabled work</w:t>
       </w:r>
       <w:r>
         <w:rPr>
@@ -422,7 +373,7 @@
           <w:szCs w:val="22"/>
           <w:rtl w:val="0"/>
         </w:rPr>
-        <w:t xml:space="preserve">stakeholder needs into clear Business Requirements Documents (BRDs), functional specifications, user stories, and actionable recommendations. Expertise in leveraging Artificial Intelligence (AI) and Generative AI technologies to drive process automation, o</w:t>
+        <w:t xml:space="preserve">flows.</w:t>
       </w:r>
       <w:r>
         <w:rPr>
@@ -430,14 +381,6 @@
           <w:sz w:val="22"/>
           <w:szCs w:val="22"/>
           <w:rtl w:val="0"/>
-        </w:rPr>
-        <w:t xml:space="preserve">ptimization, and operational efficiency. Track record of leading cross-functional teams, facilitating workshops, and delivering system enhancements on enterprise applications.</w:t>
-      </w:r>
-      <w:r>
-        <w:rPr>
-          <w:rFonts w:ascii="Calibri" w:hAnsi="Calibri" w:eastAsia="Calibri" w:cs="Calibri"/>
-          <w:sz w:val="22"/>
-          <w:szCs w:val="22"/>
         </w:rPr>
       </w:r>
       <w:r>
@@ -535,7 +478,7 @@
         </w:pBdr>
         <w:spacing w:after="0" w:before="0"/>
         <w:ind w:right="0" w:firstLine="0" w:left="0"/>
-        <w:jc w:val="both"/>
+        <w:jc w:val="left"/>
         <w:rPr/>
       </w:pPr>
       <w:r>
@@ -564,6 +507,34 @@
           <w:lang w:val="en-US"/>
         </w:rPr>
         <w:t xml:space="preserve"> </w:t>
+        <w:br/>
+      </w:r>
+      <w:r>
+        <w:rPr>
+          <w:rFonts w:ascii="Calibri" w:hAnsi="Calibri" w:eastAsia="Calibri" w:cs="Calibri"/>
+          <w:sz w:val="22"/>
+          <w:szCs w:val="22"/>
+          <w:lang w:val="en-US"/>
+        </w:rPr>
+        <w:t xml:space="preserve">Enterprise Architecture Collaboration, Operational Standards, Architecture Governance, Business Case Development, Process Modeling, Current-State / Future-State Analysis, Architecture Risk Management, Product Ownership, Requirements Lifecycle, Operational E</w:t>
+      </w:r>
+      <w:r>
+        <w:rPr>
+          <w:rFonts w:ascii="Calibri" w:hAnsi="Calibri" w:eastAsia="Calibri" w:cs="Calibri"/>
+          <w:sz w:val="22"/>
+          <w:szCs w:val="22"/>
+          <w:lang w:val="en-US"/>
+        </w:rPr>
+        <w:t xml:space="preserve">xcellence</w:t>
+      </w:r>
+      <w:r>
+        <w:rPr>
+          <w:rFonts w:ascii="Calibri" w:hAnsi="Calibri" w:eastAsia="Calibri" w:cs="Calibri"/>
+          <w:sz w:val="22"/>
+          <w:szCs w:val="22"/>
+          <w:lang w:val="en-US"/>
+        </w:rPr>
+        <w:br/>
       </w:r>
       <w:r>
         <w:rPr>
@@ -604,7 +575,25 @@
           <w:sz w:val="22"/>
           <w:szCs w:val="22"/>
         </w:rPr>
-        <w:t xml:space="preserve">AI &amp; Generative AI Technologies</w:t>
+      </w:r>
+      <w:r>
+        <w:rPr>
+          <w:rFonts w:ascii="Calibri" w:hAnsi="Calibri" w:eastAsia="Calibri" w:cs="Calibri"/>
+          <w:b/>
+          <w:bCs/>
+          <w:sz w:val="22"/>
+          <w:szCs w:val="22"/>
+        </w:rPr>
+        <w:t xml:space="preserve">AI-Enabled Product Development</w:t>
+      </w:r>
+      <w:r>
+        <w:rPr>
+          <w:rFonts w:ascii="Calibri" w:hAnsi="Calibri" w:eastAsia="Calibri" w:cs="Calibri"/>
+          <w:b/>
+          <w:bCs/>
+          <w:sz w:val="22"/>
+          <w:szCs w:val="22"/>
+        </w:rPr>
       </w:r>
       <w:r>
         <w:rPr>
@@ -710,6 +699,7 @@
           <w:rFonts w:ascii="Calibri" w:hAnsi="Calibri" w:eastAsia="Calibri" w:cs="Calibri"/>
           <w:sz w:val="22"/>
           <w:szCs w:val="22"/>
+          <w14:ligatures w14:val="none"/>
         </w:rPr>
       </w:r>
       <w:r>
@@ -959,6 +949,135 @@
         <w:pStyle w:val="890"/>
         <w:numPr>
           <w:ilvl w:val="0"/>
+          <w:numId w:val="20"/>
+        </w:numPr>
+        <w:pBdr>
+          <w:top w:val="none" w:color="000000" w:sz="0" w:space="0"/>
+          <w:left w:val="none" w:color="000000" w:sz="0" w:space="0"/>
+          <w:bottom w:val="none" w:color="000000" w:sz="0" w:space="0"/>
+          <w:right w:val="none" w:color="000000" w:sz="0" w:space="0"/>
+        </w:pBdr>
+        <w:spacing w:after="0" w:before="0"/>
+        <w:ind w:right="0"/>
+        <w:jc w:val="left"/>
+        <w:rPr>
+          <w:rFonts w:ascii="Calibri" w:hAnsi="Calibri" w:eastAsia="Calibri" w:cs="Calibri"/>
+          <w:sz w:val="22"/>
+          <w:szCs w:val="22"/>
+        </w:rPr>
+      </w:pPr>
+      <w:r>
+        <w:rPr>
+          <w:rFonts w:ascii="Calibri" w:hAnsi="Calibri" w:eastAsia="Calibri" w:cs="Calibri"/>
+          <w:sz w:val="22"/>
+          <w:szCs w:val="22"/>
+          <w:rtl w:val="0"/>
+        </w:rPr>
+      </w:r>
+      <w:r>
+        <w:rPr>
+          <w:rFonts w:ascii="Calibri" w:hAnsi="Calibri" w:eastAsia="Calibri" w:cs="Calibri"/>
+          <w:sz w:val="22"/>
+          <w:szCs w:val="22"/>
+          <w:rtl w:val="0"/>
+        </w:rPr>
+        <w:t xml:space="preserve">Partnered with Enterprise Architecture, Product Management, Engineering, Risk, and business stakeholders to translate operational requirements into scalable enterprise platform capabilities supporting Audit, Regulatory Change, Policy, and Risk Management.</w:t>
+      </w:r>
+      <w:r>
+        <w:rPr>
+          <w:rFonts w:ascii="Calibri" w:hAnsi="Calibri" w:eastAsia="Calibri" w:cs="Calibri"/>
+          <w:sz w:val="22"/>
+          <w:szCs w:val="22"/>
+        </w:rPr>
+      </w:r>
+      <w:r>
+        <w:rPr>
+          <w:rFonts w:ascii="Calibri" w:hAnsi="Calibri" w:eastAsia="Calibri" w:cs="Calibri"/>
+          <w:sz w:val="22"/>
+          <w:szCs w:val="22"/>
+        </w:rPr>
+      </w:r>
+      <w:r>
+        <w:rPr>
+          <w:rFonts w:ascii="Calibri" w:hAnsi="Calibri" w:eastAsia="Calibri" w:cs="Calibri"/>
+          <w:sz w:val="22"/>
+          <w:szCs w:val="22"/>
+          <w:highlight w:val="none"/>
+          <w:rtl w:val="0"/>
+          <w:lang w:val="en-US"/>
+        </w:rPr>
+      </w:r>
+      <w:r>
+        <w:rPr>
+          <w:rFonts w:ascii="Calibri" w:hAnsi="Calibri" w:eastAsia="Calibri" w:cs="Calibri"/>
+          <w:sz w:val="22"/>
+          <w:szCs w:val="22"/>
+          <w:highlight w:val="none"/>
+          <w:rtl w:val="0"/>
+          <w:lang w:val="en-US"/>
+        </w:rPr>
+      </w:r>
+      <w:r>
+        <w:rPr>
+          <w:rFonts w:ascii="Calibri" w:hAnsi="Calibri" w:eastAsia="Calibri" w:cs="Calibri"/>
+          <w:sz w:val="22"/>
+          <w:szCs w:val="22"/>
+          <w:highlight w:val="none"/>
+          <w:rtl w:val="0"/>
+          <w:lang w:val="en-US"/>
+        </w:rPr>
+      </w:r>
+      <w:r>
+        <w:rPr>
+          <w:rFonts w:ascii="Calibri" w:hAnsi="Calibri" w:eastAsia="Calibri" w:cs="Calibri"/>
+          <w:sz w:val="22"/>
+          <w:szCs w:val="22"/>
+        </w:rPr>
+      </w:r>
+    </w:p>
+    <w:p>
+      <w:pPr>
+        <w:pStyle w:val="890"/>
+        <w:numPr>
+          <w:ilvl w:val="0"/>
+          <w:numId w:val="21"/>
+        </w:numPr>
+        <w:pBdr>
+          <w:top w:val="none" w:color="000000" w:sz="0" w:space="0"/>
+          <w:left w:val="none" w:color="000000" w:sz="0" w:space="0"/>
+          <w:bottom w:val="none" w:color="000000" w:sz="0" w:space="0"/>
+          <w:right w:val="none" w:color="000000" w:sz="0" w:space="0"/>
+        </w:pBdr>
+        <w:spacing w:after="0" w:before="0"/>
+        <w:ind w:right="0"/>
+        <w:jc w:val="left"/>
+        <w:rPr/>
+      </w:pPr>
+      <w:r>
+        <w:rPr>
+          <w:rFonts w:ascii="Calibri" w:hAnsi="Calibri" w:eastAsia="Calibri" w:cs="Calibri"/>
+          <w:sz w:val="22"/>
+          <w:szCs w:val="22"/>
+          <w:rtl w:val="0"/>
+        </w:rPr>
+      </w:r>
+      <w:r>
+        <w:rPr>
+          <w:rFonts w:ascii="Calibri" w:hAnsi="Calibri" w:eastAsia="Calibri" w:cs="Calibri"/>
+          <w:sz w:val="22"/>
+          <w:szCs w:val="22"/>
+          <w:rtl w:val="0"/>
+        </w:rPr>
+        <w:t xml:space="preserve">Performed current-state and future-state process analysis, identifying capability gaps and recommending AI-enabled operational improvements that increased efficiency by 30%.</w:t>
+      </w:r>
+      <w:r/>
+      <w:r/>
+    </w:p>
+    <w:p>
+      <w:pPr>
+        <w:pStyle w:val="890"/>
+        <w:numPr>
+          <w:ilvl w:val="0"/>
           <w:numId w:val="14"/>
         </w:numPr>
         <w:pBdr>
@@ -1001,8 +1120,6 @@
           <w:rFonts w:ascii="Calibri" w:hAnsi="Calibri" w:eastAsia="Calibri" w:cs="Calibri"/>
           <w:sz w:val="22"/>
           <w:szCs w:val="22"/>
-          <w:highlight w:val="none"/>
-          <w:rtl w:val="0"/>
         </w:rPr>
       </w:r>
     </w:p>
@@ -1108,7 +1225,6 @@
           <w:rFonts w:ascii="Calibri" w:hAnsi="Calibri" w:eastAsia="Calibri" w:cs="Calibri"/>
           <w:sz w:val="22"/>
           <w:szCs w:val="22"/>
-          <w:rtl w:val="0"/>
         </w:rPr>
       </w:r>
       <w:r>
@@ -1135,11 +1251,7 @@
         <w:spacing w:after="0" w:before="0"/>
         <w:ind w:right="0"/>
         <w:jc w:val="left"/>
-        <w:rPr>
-          <w:rFonts w:ascii="Calibri" w:hAnsi="Calibri" w:eastAsia="Calibri" w:cs="Calibri"/>
-          <w:sz w:val="22"/>
-          <w:szCs w:val="22"/>
-        </w:rPr>
+        <w:rPr/>
       </w:pPr>
       <w:r>
         <w:rPr>
@@ -1156,7 +1268,7 @@
           <w:szCs w:val="22"/>
           <w:rtl w:val="0"/>
         </w:rPr>
-        <w:t xml:space="preserve">Collaborated closely with business stakeholders, product teams, and technical teams to deliver platform system enhancements and solutions for Audit, Regulatory Change, Policy, and Risk Management modules.</w:t>
+        <w:t xml:space="preserve">Developed business requirements, functional specifications, user stories, epics, and acceptance criteria while supporting solution design, backlog prioritization, and Agile delivery across multiple enterprise products.</w:t>
       </w:r>
       <w:r>
         <w:rPr>
@@ -1165,89 +1277,6 @@
           <w:szCs w:val="22"/>
           <w:rtl w:val="0"/>
         </w:rPr>
-      </w:r>
-      <w:r>
-        <w:rPr>
-          <w:rFonts w:ascii="Calibri" w:hAnsi="Calibri" w:eastAsia="Calibri" w:cs="Calibri"/>
-          <w:sz w:val="22"/>
-          <w:szCs w:val="22"/>
-        </w:rPr>
-      </w:r>
-    </w:p>
-    <w:p>
-      <w:pPr>
-        <w:pStyle w:val="890"/>
-        <w:numPr>
-          <w:ilvl w:val="0"/>
-          <w:numId w:val="14"/>
-        </w:numPr>
-        <w:pBdr>
-          <w:top w:val="none" w:color="000000" w:sz="0" w:space="0"/>
-          <w:left w:val="none" w:color="000000" w:sz="0" w:space="0"/>
-          <w:bottom w:val="none" w:color="000000" w:sz="0" w:space="0"/>
-          <w:right w:val="none" w:color="000000" w:sz="0" w:space="0"/>
-        </w:pBdr>
-        <w:spacing w:after="0" w:before="0"/>
-        <w:ind w:right="0"/>
-        <w:jc w:val="left"/>
-        <w:rPr/>
-      </w:pPr>
-      <w:r>
-        <w:rPr>
-          <w:rFonts w:ascii="Calibri" w:hAnsi="Calibri" w:eastAsia="Calibri" w:cs="Calibri"/>
-          <w:sz w:val="22"/>
-          <w:szCs w:val="22"/>
-          <w:rtl w:val="0"/>
-        </w:rPr>
-        <w:t xml:space="preserve">Authored and maintained comprehensive business requirements, functional specifications, user stories, and acceptance criteria in </w:t>
-      </w:r>
-      <w:r>
-        <w:rPr>
-          <w:rFonts w:ascii="Calibri" w:hAnsi="Calibri" w:eastAsia="Calibri" w:cs="Calibri"/>
-          <w:sz w:val="22"/>
-          <w:szCs w:val="22"/>
-          <w:rtl w:val="0"/>
-          <w:lang w:val="en-US"/>
-        </w:rPr>
-        <w:t xml:space="preserve">ServiceNow;</w:t>
-      </w:r>
-      <w:r>
-        <w:rPr>
-          <w:rFonts w:ascii="Calibri" w:hAnsi="Calibri" w:eastAsia="Calibri" w:cs="Calibri"/>
-          <w:sz w:val="22"/>
-          <w:szCs w:val="22"/>
-          <w:rtl w:val="0"/>
-        </w:rPr>
-        <w:t xml:space="preserve"> led sprint ceremonies and drove backlog prioritization.</w:t>
-      </w:r>
-      <w:r/>
-    </w:p>
-    <w:p>
-      <w:pPr>
-        <w:pStyle w:val="890"/>
-        <w:numPr>
-          <w:ilvl w:val="0"/>
-          <w:numId w:val="14"/>
-        </w:numPr>
-        <w:pBdr>
-          <w:top w:val="none" w:color="000000" w:sz="0" w:space="0"/>
-          <w:left w:val="none" w:color="000000" w:sz="0" w:space="0"/>
-          <w:bottom w:val="none" w:color="000000" w:sz="0" w:space="0"/>
-          <w:right w:val="none" w:color="000000" w:sz="0" w:space="0"/>
-        </w:pBdr>
-        <w:spacing w:after="0" w:before="0"/>
-        <w:ind w:right="0"/>
-        <w:jc w:val="left"/>
-        <w:rPr/>
-      </w:pPr>
-      <w:r>
-        <w:rPr>
-          <w:rFonts w:ascii="Calibri" w:hAnsi="Calibri" w:eastAsia="Calibri" w:cs="Calibri"/>
-          <w:sz w:val="22"/>
-          <w:szCs w:val="22"/>
-          <w:rtl w:val="0"/>
-        </w:rPr>
-        <w:t xml:space="preserve">Researched and analyzed existing workflows to identify opportunities for automation and optimization, documenting as-is/to-be states and implementing AI-enabled strategies adopted across stakeholder groups.</w:t>
       </w:r>
       <w:r/>
     </w:p>
@@ -1323,6 +1352,141 @@
           <w:rFonts w:ascii="Calibri" w:hAnsi="Calibri" w:eastAsia="Calibri" w:cs="Calibri"/>
           <w:sz w:val="22"/>
           <w:szCs w:val="22"/>
+        </w:rPr>
+      </w:r>
+    </w:p>
+    <w:p>
+      <w:pPr>
+        <w:pStyle w:val="890"/>
+        <w:numPr>
+          <w:ilvl w:val="0"/>
+          <w:numId w:val="14"/>
+        </w:numPr>
+        <w:pBdr>
+          <w:top w:val="none" w:color="000000" w:sz="0" w:space="0"/>
+          <w:left w:val="none" w:color="000000" w:sz="0" w:space="0"/>
+          <w:bottom w:val="none" w:color="000000" w:sz="0" w:space="0"/>
+          <w:right w:val="none" w:color="000000" w:sz="0" w:space="0"/>
+        </w:pBdr>
+        <w:spacing w:after="0" w:before="0"/>
+        <w:ind w:right="0"/>
+        <w:jc w:val="left"/>
+        <w:rPr>
+          <w:rFonts w:ascii="Calibri" w:hAnsi="Calibri" w:eastAsia="Calibri" w:cs="Calibri"/>
+          <w:sz w:val="22"/>
+          <w:szCs w:val="22"/>
+        </w:rPr>
+      </w:pPr>
+      <w:r>
+        <w:rPr>
+          <w:rFonts w:ascii="Calibri" w:hAnsi="Calibri" w:eastAsia="Calibri" w:cs="Calibri"/>
+          <w:sz w:val="22"/>
+          <w:szCs w:val="22"/>
+          <w:highlight w:val="none"/>
+        </w:rPr>
+      </w:r>
+      <w:r>
+        <w:rPr>
+          <w:rFonts w:ascii="Calibri" w:hAnsi="Calibri" w:eastAsia="Calibri" w:cs="Calibri"/>
+          <w:sz w:val="22"/>
+          <w:szCs w:val="22"/>
+          <w:highlight w:val="none"/>
+        </w:rPr>
+        <w:t xml:space="preserve">Partnered with cross-functional teams to standardize operational processes, improve governance visibility, and support consistent enterprise decision making across multiple technology domains.</w:t>
+      </w:r>
+      <w:r>
+        <w:rPr>
+          <w:rFonts w:ascii="Calibri" w:hAnsi="Calibri" w:eastAsia="Calibri" w:cs="Calibri"/>
+          <w:sz w:val="22"/>
+          <w:szCs w:val="22"/>
+          <w:highlight w:val="none"/>
+        </w:rPr>
+      </w:r>
+      <w:r>
+        <w:rPr>
+          <w:rFonts w:ascii="Calibri" w:hAnsi="Calibri" w:eastAsia="Calibri" w:cs="Calibri"/>
+          <w:sz w:val="22"/>
+          <w:szCs w:val="22"/>
+          <w:highlight w:val="none"/>
+        </w:rPr>
+      </w:r>
+      <w:r>
+        <w:rPr>
+          <w:rFonts w:ascii="Calibri" w:hAnsi="Calibri" w:eastAsia="Calibri" w:cs="Calibri"/>
+          <w:sz w:val="22"/>
+          <w:szCs w:val="22"/>
+          <w:highlight w:val="none"/>
+        </w:rPr>
+      </w:r>
+      <w:r>
+        <w:rPr>
+          <w:rFonts w:ascii="Calibri" w:hAnsi="Calibri" w:eastAsia="Calibri" w:cs="Calibri"/>
+          <w:sz w:val="22"/>
+          <w:szCs w:val="22"/>
+        </w:rPr>
+      </w:r>
+    </w:p>
+    <w:p>
+      <w:pPr>
+        <w:pStyle w:val="890"/>
+        <w:numPr>
+          <w:ilvl w:val="0"/>
+          <w:numId w:val="14"/>
+        </w:numPr>
+        <w:pBdr>
+          <w:top w:val="none" w:color="000000" w:sz="0" w:space="0"/>
+          <w:left w:val="none" w:color="000000" w:sz="0" w:space="0"/>
+          <w:bottom w:val="none" w:color="000000" w:sz="0" w:space="0"/>
+          <w:right w:val="none" w:color="000000" w:sz="0" w:space="0"/>
+        </w:pBdr>
+        <w:spacing w:after="0" w:before="0"/>
+        <w:ind w:right="0"/>
+        <w:jc w:val="left"/>
+        <w:rPr>
+          <w:rFonts w:ascii="Calibri" w:hAnsi="Calibri" w:eastAsia="Calibri" w:cs="Calibri"/>
+          <w:sz w:val="22"/>
+          <w:szCs w:val="22"/>
+        </w:rPr>
+      </w:pPr>
+      <w:r>
+        <w:rPr>
+          <w:rFonts w:ascii="Calibri" w:hAnsi="Calibri" w:eastAsia="Calibri" w:cs="Calibri"/>
+          <w:sz w:val="22"/>
+          <w:szCs w:val="22"/>
+          <w:highlight w:val="none"/>
+        </w:rPr>
+      </w:r>
+      <w:r>
+        <w:rPr>
+          <w:rFonts w:ascii="Calibri" w:hAnsi="Calibri" w:eastAsia="Calibri" w:cs="Calibri"/>
+          <w:sz w:val="22"/>
+          <w:szCs w:val="22"/>
+          <w:highlight w:val="none"/>
+        </w:rPr>
+        <w:t xml:space="preserve">Supported solution design sessions with architects and engineering teams translating business requirements into scalable enterprise capabilities.</w:t>
+      </w:r>
+      <w:r>
+        <w:rPr>
+          <w:rFonts w:ascii="Calibri" w:hAnsi="Calibri" w:eastAsia="Calibri" w:cs="Calibri"/>
+          <w:sz w:val="22"/>
+          <w:szCs w:val="22"/>
+          <w:highlight w:val="none"/>
+        </w:rPr>
+      </w:r>
+      <w:r>
+        <w:rPr>
+          <w:rFonts w:ascii="Calibri" w:hAnsi="Calibri" w:eastAsia="Calibri" w:cs="Calibri"/>
+          <w:sz w:val="22"/>
+          <w:szCs w:val="22"/>
+          <w:highlight w:val="none"/>
+        </w:rPr>
+      </w:r>
+      <w:r>
+        <w:rPr>
+          <w:rFonts w:ascii="Calibri" w:hAnsi="Calibri" w:eastAsia="Calibri" w:cs="Calibri"/>
+          <w:sz w:val="22"/>
+          <w:szCs w:val="22"/>
+          <w:highlight w:val="none"/>
         </w:rPr>
       </w:r>
     </w:p>
@@ -1541,6 +1705,71 @@
           <w:rFonts w:ascii="Calibri" w:hAnsi="Calibri" w:eastAsia="Calibri" w:cs="Calibri"/>
           <w:sz w:val="22"/>
           <w:szCs w:val="22"/>
+          <w:highlight w:val="none"/>
+          <w:rtl w:val="0"/>
+        </w:rPr>
+      </w:r>
+      <w:r>
+        <w:rPr>
+          <w:rFonts w:ascii="Calibri" w:hAnsi="Calibri" w:eastAsia="Calibri" w:cs="Calibri"/>
+          <w:sz w:val="22"/>
+          <w:szCs w:val="22"/>
+          <w:highlight w:val="none"/>
+          <w:rtl w:val="0"/>
+        </w:rPr>
+        <w:t xml:space="preserve">Established governance standards and operational processes for the Occupational Health &amp; Safety platform, improving consistency across enterprise deployments.</w:t>
+      </w:r>
+      <w:r>
+        <w:rPr>
+          <w:rFonts w:ascii="Calibri" w:hAnsi="Calibri" w:eastAsia="Calibri" w:cs="Calibri"/>
+          <w:sz w:val="22"/>
+          <w:szCs w:val="22"/>
+          <w:highlight w:val="none"/>
+          <w:rtl w:val="0"/>
+        </w:rPr>
+      </w:r>
+      <w:r>
+        <w:rPr>
+          <w:rFonts w:ascii="Calibri" w:hAnsi="Calibri" w:eastAsia="Calibri" w:cs="Calibri"/>
+          <w:sz w:val="22"/>
+          <w:szCs w:val="22"/>
+          <w:highlight w:val="none"/>
+          <w:rtl w:val="0"/>
+        </w:rPr>
+      </w:r>
+      <w:r>
+        <w:rPr>
+          <w:rFonts w:ascii="Calibri" w:hAnsi="Calibri" w:eastAsia="Calibri" w:cs="Calibri"/>
+          <w:sz w:val="22"/>
+          <w:szCs w:val="22"/>
+          <w:highlight w:val="none"/>
+          <w:rtl w:val="0"/>
+        </w:rPr>
+      </w:r>
+    </w:p>
+    <w:p>
+      <w:pPr>
+        <w:pStyle w:val="890"/>
+        <w:numPr>
+          <w:ilvl w:val="0"/>
+          <w:numId w:val="15"/>
+        </w:numPr>
+        <w:pBdr>
+          <w:top w:val="none" w:color="000000" w:sz="0" w:space="0"/>
+          <w:left w:val="none" w:color="000000" w:sz="0" w:space="0"/>
+          <w:bottom w:val="none" w:color="000000" w:sz="0" w:space="0"/>
+          <w:right w:val="none" w:color="000000" w:sz="0" w:space="0"/>
+        </w:pBdr>
+        <w:spacing w:after="0" w:before="0"/>
+        <w:ind w:right="0"/>
+        <w:jc w:val="left"/>
+        <w:rPr/>
+      </w:pPr>
+      <w:r>
+        <w:rPr>
+          <w:rFonts w:ascii="Calibri" w:hAnsi="Calibri" w:eastAsia="Calibri" w:cs="Calibri"/>
+          <w:sz w:val="22"/>
+          <w:szCs w:val="22"/>
           <w:rtl w:val="0"/>
         </w:rPr>
         <w:t xml:space="preserve">Owned and optimized the ServiceNow Visitor Management application across 20+ global locations, directing mobile version upgrades, hardware integration, and multi-region system deployments.</w:t>
@@ -1908,7 +2137,23 @@
           <w:szCs w:val="22"/>
           <w:rtl w:val="0"/>
         </w:rPr>
-        <w:t xml:space="preserve">Chaired bi-weekly Change Advisory Board (CAB) meetings, facilitating cross-functional alignment and system risk discussions across infrastructure, application, and security teams.</w:t>
+      </w:r>
+      <w:r>
+        <w:rPr>
+          <w:rFonts w:ascii="Calibri" w:hAnsi="Calibri" w:eastAsia="Calibri" w:cs="Calibri"/>
+          <w:sz w:val="22"/>
+          <w:szCs w:val="22"/>
+          <w:rtl w:val="0"/>
+        </w:rPr>
+        <w:t xml:space="preserve">Led bi-weekly Change Advisory Board (CAB) meetings involving infrastructure, application, security, and architecture stakeholders to evaluate implementation risk and support enterprise operational stability.</w:t>
+      </w:r>
+      <w:r>
+        <w:rPr>
+          <w:rFonts w:ascii="Calibri" w:hAnsi="Calibri" w:eastAsia="Calibri" w:cs="Calibri"/>
+          <w:sz w:val="22"/>
+          <w:szCs w:val="22"/>
+          <w:rtl w:val="0"/>
+        </w:rPr>
       </w:r>
       <w:r/>
     </w:p>
@@ -2686,8 +2931,6 @@
           <w:bCs w:val="0"/>
           <w:sz w:val="22"/>
           <w:szCs w:val="22"/>
-          <w:highlight w:val="none"/>
-          <w:rtl w:val="0"/>
         </w:rPr>
       </w:r>
       <w:r>
@@ -2729,8 +2972,11 @@
       <w:r>
         <w:rPr>
           <w:rFonts w:ascii="Calibri" w:hAnsi="Calibri" w:eastAsia="Calibri" w:cs="Calibri"/>
+          <w:b/>
+          <w:bCs/>
           <w:sz w:val="22"/>
           <w:szCs w:val="22"/>
+          <w:highlight w:val="none"/>
         </w:rPr>
       </w:r>
       <w:r>
@@ -2766,27 +3012,7 @@
           <w:szCs w:val="22"/>
           <w:rtl w:val="0"/>
         </w:rPr>
-        <w:t xml:space="preserve">Supported ITAM and SAM process optimization at an enterprise healthcare scale, tracking system requirements and conducting gap analysis for corporate asset management deployment.</w:t>
       </w:r>
-      <w:r/>
-    </w:p>
-    <w:p>
-      <w:pPr>
-        <w:pStyle w:val="890"/>
-        <w:numPr>
-          <w:ilvl w:val="0"/>
-          <w:numId w:val="19"/>
-        </w:numPr>
-        <w:pBdr/>
-        <w:spacing w:after="0" w:before="0"/>
-        <w:ind w:right="0"/>
-        <w:jc w:val="both"/>
-        <w:rPr>
-          <w:rFonts w:ascii="Calibri" w:hAnsi="Calibri" w:eastAsia="Calibri" w:cs="Calibri"/>
-          <w:sz w:val="22"/>
-          <w:szCs w:val="22"/>
-        </w:rPr>
-      </w:pPr>
       <w:r>
         <w:rPr>
           <w:rFonts w:ascii="Calibri" w:hAnsi="Calibri" w:eastAsia="Calibri" w:cs="Calibri"/>
@@ -2796,13 +3022,66 @@
           <w:szCs w:val="22"/>
           <w:rtl w:val="0"/>
         </w:rPr>
-        <w:t xml:space="preserve">Designed server licensing provisioning workflows, utilizing data-driven dashboards to report utilization trends and compliance metrics to management and audit stakeholders.</w:t>
+        <w:t xml:space="preserve">Supported enterprise Software Asset Management (SAM) and IT Asset Management (ITAM) initiatives through business analysis, process optimization, software licensing governance, and enterprise reporting.</w:t>
       </w:r>
       <w:r>
         <w:rPr>
           <w:rFonts w:ascii="Calibri" w:hAnsi="Calibri" w:eastAsia="Calibri" w:cs="Calibri"/>
+          <w:b w:val="0"/>
+          <w:bCs w:val="0"/>
           <w:sz w:val="22"/>
           <w:szCs w:val="22"/>
+          <w:rtl w:val="0"/>
+        </w:rPr>
+      </w:r>
+      <w:r/>
+    </w:p>
+    <w:p>
+      <w:pPr>
+        <w:pStyle w:val="890"/>
+        <w:numPr>
+          <w:ilvl w:val="0"/>
+          <w:numId w:val="19"/>
+        </w:numPr>
+        <w:pBdr/>
+        <w:spacing w:after="0" w:before="0"/>
+        <w:ind w:right="0"/>
+        <w:jc w:val="both"/>
+        <w:rPr>
+          <w:rFonts w:ascii="Calibri" w:hAnsi="Calibri" w:eastAsia="Calibri" w:cs="Calibri"/>
+          <w:sz w:val="22"/>
+          <w:szCs w:val="22"/>
+        </w:rPr>
+      </w:pPr>
+      <w:r>
+        <w:rPr>
+          <w:rFonts w:ascii="Calibri" w:hAnsi="Calibri" w:eastAsia="Calibri" w:cs="Calibri"/>
+          <w:b w:val="0"/>
+          <w:bCs w:val="0"/>
+          <w:sz w:val="22"/>
+          <w:szCs w:val="22"/>
+          <w:rtl w:val="0"/>
+        </w:rPr>
+      </w:r>
+      <w:r>
+        <w:rPr>
+          <w:rFonts w:ascii="Calibri" w:hAnsi="Calibri" w:eastAsia="Calibri" w:cs="Calibri"/>
+          <w:b w:val="0"/>
+          <w:bCs w:val="0"/>
+          <w:sz w:val="22"/>
+          <w:szCs w:val="22"/>
+          <w:rtl w:val="0"/>
+        </w:rPr>
+        <w:t xml:space="preserve">Designed enterprise software licensing workflows and reporting dashboards supporting operational governance, compliance visibility, and audit readiness.</w:t>
+      </w:r>
+      <w:r>
+        <w:rPr>
+          <w:rFonts w:ascii="Calibri" w:hAnsi="Calibri" w:eastAsia="Calibri" w:cs="Calibri"/>
+          <w:b w:val="0"/>
+          <w:bCs w:val="0"/>
+          <w:sz w:val="22"/>
+          <w:szCs w:val="22"/>
+          <w:rtl w:val="0"/>
         </w:rPr>
       </w:r>
       <w:r>
@@ -6398,6 +6677,300 @@
       <w:suff w:val="tab"/>
     </w:lvl>
   </w:abstractNum>
+  <w:abstractNum w:abstractNumId="19">
+    <w:nsid w:val="02723F27"/>
+    <w:lvl w:ilvl="0">
+      <w:isLgl w:val="false"/>
+      <w:lvlJc w:val="left"/>
+      <w:lvlText w:val="§"/>
+      <w:numFmt w:val="bullet"/>
+      <w:pPr>
+        <w:pBdr/>
+        <w:spacing/>
+        <w:ind w:hanging="360" w:left="720"/>
+      </w:pPr>
+      <w:rPr>
+        <w:rFonts w:ascii="Wingdings" w:hAnsi="Wingdings" w:eastAsia="Wingdings" w:cs="Wingdings"/>
+      </w:rPr>
+      <w:start w:val="1"/>
+      <w:suff w:val="tab"/>
+    </w:lvl>
+    <w:lvl w:ilvl="1">
+      <w:isLgl w:val="false"/>
+      <w:lvlJc w:val="left"/>
+      <w:lvlText w:val="o"/>
+      <w:numFmt w:val="bullet"/>
+      <w:pPr>
+        <w:pBdr/>
+        <w:spacing/>
+        <w:ind w:hanging="360" w:left="1440"/>
+      </w:pPr>
+      <w:rPr>
+        <w:rFonts w:hint="default" w:ascii="Courier New" w:hAnsi="Courier New" w:eastAsia="Courier New" w:cs="Courier New"/>
+      </w:rPr>
+      <w:start w:val="1"/>
+      <w:suff w:val="tab"/>
+    </w:lvl>
+    <w:lvl w:ilvl="2">
+      <w:isLgl w:val="false"/>
+      <w:lvlJc w:val="left"/>
+      <w:lvlText w:val="§"/>
+      <w:numFmt w:val="bullet"/>
+      <w:pPr>
+        <w:pBdr/>
+        <w:spacing/>
+        <w:ind w:hanging="360" w:left="2160"/>
+      </w:pPr>
+      <w:rPr>
+        <w:rFonts w:hint="default" w:ascii="Wingdings" w:hAnsi="Wingdings" w:eastAsia="Wingdings" w:cs="Wingdings"/>
+      </w:rPr>
+      <w:start w:val="1"/>
+      <w:suff w:val="tab"/>
+    </w:lvl>
+    <w:lvl w:ilvl="3">
+      <w:isLgl w:val="false"/>
+      <w:lvlJc w:val="left"/>
+      <w:lvlText w:val="·"/>
+      <w:numFmt w:val="bullet"/>
+      <w:pPr>
+        <w:pBdr/>
+        <w:spacing/>
+        <w:ind w:hanging="360" w:left="2880"/>
+      </w:pPr>
+      <w:rPr>
+        <w:rFonts w:hint="default" w:ascii="Symbol" w:hAnsi="Symbol" w:eastAsia="Symbol" w:cs="Symbol"/>
+      </w:rPr>
+      <w:start w:val="1"/>
+      <w:suff w:val="tab"/>
+    </w:lvl>
+    <w:lvl w:ilvl="4">
+      <w:isLgl w:val="false"/>
+      <w:lvlJc w:val="left"/>
+      <w:lvlText w:val="o"/>
+      <w:numFmt w:val="bullet"/>
+      <w:pPr>
+        <w:pBdr/>
+        <w:spacing/>
+        <w:ind w:hanging="360" w:left="3600"/>
+      </w:pPr>
+      <w:rPr>
+        <w:rFonts w:hint="default" w:ascii="Courier New" w:hAnsi="Courier New" w:eastAsia="Courier New" w:cs="Courier New"/>
+      </w:rPr>
+      <w:start w:val="1"/>
+      <w:suff w:val="tab"/>
+    </w:lvl>
+    <w:lvl w:ilvl="5">
+      <w:isLgl w:val="false"/>
+      <w:lvlJc w:val="left"/>
+      <w:lvlText w:val="§"/>
+      <w:numFmt w:val="bullet"/>
+      <w:pPr>
+        <w:pBdr/>
+        <w:spacing/>
+        <w:ind w:hanging="360" w:left="4320"/>
+      </w:pPr>
+      <w:rPr>
+        <w:rFonts w:hint="default" w:ascii="Wingdings" w:hAnsi="Wingdings" w:eastAsia="Wingdings" w:cs="Wingdings"/>
+      </w:rPr>
+      <w:start w:val="1"/>
+      <w:suff w:val="tab"/>
+    </w:lvl>
+    <w:lvl w:ilvl="6">
+      <w:isLgl w:val="false"/>
+      <w:lvlJc w:val="left"/>
+      <w:lvlText w:val="·"/>
+      <w:numFmt w:val="bullet"/>
+      <w:pPr>
+        <w:pBdr/>
+        <w:spacing/>
+        <w:ind w:hanging="360" w:left="5040"/>
+      </w:pPr>
+      <w:rPr>
+        <w:rFonts w:hint="default" w:ascii="Symbol" w:hAnsi="Symbol" w:eastAsia="Symbol" w:cs="Symbol"/>
+      </w:rPr>
+      <w:start w:val="1"/>
+      <w:suff w:val="tab"/>
+    </w:lvl>
+    <w:lvl w:ilvl="7">
+      <w:isLgl w:val="false"/>
+      <w:lvlJc w:val="left"/>
+      <w:lvlText w:val="o"/>
+      <w:numFmt w:val="bullet"/>
+      <w:pPr>
+        <w:pBdr/>
+        <w:spacing/>
+        <w:ind w:hanging="360" w:left="5760"/>
+      </w:pPr>
+      <w:rPr>
+        <w:rFonts w:hint="default" w:ascii="Courier New" w:hAnsi="Courier New" w:eastAsia="Courier New" w:cs="Courier New"/>
+      </w:rPr>
+      <w:start w:val="1"/>
+      <w:suff w:val="tab"/>
+    </w:lvl>
+    <w:lvl w:ilvl="8">
+      <w:isLgl w:val="false"/>
+      <w:lvlJc w:val="left"/>
+      <w:lvlText w:val="§"/>
+      <w:numFmt w:val="bullet"/>
+      <w:pPr>
+        <w:pBdr/>
+        <w:spacing/>
+        <w:ind w:hanging="360" w:left="6480"/>
+      </w:pPr>
+      <w:rPr>
+        <w:rFonts w:hint="default" w:ascii="Wingdings" w:hAnsi="Wingdings" w:eastAsia="Wingdings" w:cs="Wingdings"/>
+      </w:rPr>
+      <w:start w:val="1"/>
+      <w:suff w:val="tab"/>
+    </w:lvl>
+  </w:abstractNum>
+  <w:abstractNum w:abstractNumId="20">
+    <w:nsid w:val="02723F27"/>
+    <w:lvl w:ilvl="0">
+      <w:isLgl w:val="false"/>
+      <w:lvlJc w:val="left"/>
+      <w:lvlText w:val="§"/>
+      <w:numFmt w:val="bullet"/>
+      <w:pPr>
+        <w:pBdr/>
+        <w:spacing/>
+        <w:ind w:hanging="360" w:left="720"/>
+      </w:pPr>
+      <w:rPr>
+        <w:rFonts w:ascii="Wingdings" w:hAnsi="Wingdings" w:eastAsia="Wingdings" w:cs="Wingdings"/>
+      </w:rPr>
+      <w:start w:val="1"/>
+      <w:suff w:val="tab"/>
+    </w:lvl>
+    <w:lvl w:ilvl="1">
+      <w:isLgl w:val="false"/>
+      <w:lvlJc w:val="left"/>
+      <w:lvlText w:val="o"/>
+      <w:numFmt w:val="bullet"/>
+      <w:pPr>
+        <w:pBdr/>
+        <w:spacing/>
+        <w:ind w:hanging="360" w:left="1440"/>
+      </w:pPr>
+      <w:rPr>
+        <w:rFonts w:hint="default" w:ascii="Courier New" w:hAnsi="Courier New" w:eastAsia="Courier New" w:cs="Courier New"/>
+      </w:rPr>
+      <w:start w:val="1"/>
+      <w:suff w:val="tab"/>
+    </w:lvl>
+    <w:lvl w:ilvl="2">
+      <w:isLgl w:val="false"/>
+      <w:lvlJc w:val="left"/>
+      <w:lvlText w:val="§"/>
+      <w:numFmt w:val="bullet"/>
+      <w:pPr>
+        <w:pBdr/>
+        <w:spacing/>
+        <w:ind w:hanging="360" w:left="2160"/>
+      </w:pPr>
+      <w:rPr>
+        <w:rFonts w:hint="default" w:ascii="Wingdings" w:hAnsi="Wingdings" w:eastAsia="Wingdings" w:cs="Wingdings"/>
+      </w:rPr>
+      <w:start w:val="1"/>
+      <w:suff w:val="tab"/>
+    </w:lvl>
+    <w:lvl w:ilvl="3">
+      <w:isLgl w:val="false"/>
+      <w:lvlJc w:val="left"/>
+      <w:lvlText w:val="·"/>
+      <w:numFmt w:val="bullet"/>
+      <w:pPr>
+        <w:pBdr/>
+        <w:spacing/>
+        <w:ind w:hanging="360" w:left="2880"/>
+      </w:pPr>
+      <w:rPr>
+        <w:rFonts w:hint="default" w:ascii="Symbol" w:hAnsi="Symbol" w:eastAsia="Symbol" w:cs="Symbol"/>
+      </w:rPr>
+      <w:start w:val="1"/>
+      <w:suff w:val="tab"/>
+    </w:lvl>
+    <w:lvl w:ilvl="4">
+      <w:isLgl w:val="false"/>
+      <w:lvlJc w:val="left"/>
+      <w:lvlText w:val="o"/>
+      <w:numFmt w:val="bullet"/>
+      <w:pPr>
+        <w:pBdr/>
+        <w:spacing/>
+        <w:ind w:hanging="360" w:left="3600"/>
+      </w:pPr>
+      <w:rPr>
+        <w:rFonts w:hint="default" w:ascii="Courier New" w:hAnsi="Courier New" w:eastAsia="Courier New" w:cs="Courier New"/>
+      </w:rPr>
+      <w:start w:val="1"/>
+      <w:suff w:val="tab"/>
+    </w:lvl>
+    <w:lvl w:ilvl="5">
+      <w:isLgl w:val="false"/>
+      <w:lvlJc w:val="left"/>
+      <w:lvlText w:val="§"/>
+      <w:numFmt w:val="bullet"/>
+      <w:pPr>
+        <w:pBdr/>
+        <w:spacing/>
+        <w:ind w:hanging="360" w:left="4320"/>
+      </w:pPr>
+      <w:rPr>
+        <w:rFonts w:hint="default" w:ascii="Wingdings" w:hAnsi="Wingdings" w:eastAsia="Wingdings" w:cs="Wingdings"/>
+      </w:rPr>
+      <w:start w:val="1"/>
+      <w:suff w:val="tab"/>
+    </w:lvl>
+    <w:lvl w:ilvl="6">
+      <w:isLgl w:val="false"/>
+      <w:lvlJc w:val="left"/>
+      <w:lvlText w:val="·"/>
+      <w:numFmt w:val="bullet"/>
+      <w:pPr>
+        <w:pBdr/>
+        <w:spacing/>
+        <w:ind w:hanging="360" w:left="5040"/>
+      </w:pPr>
+      <w:rPr>
+        <w:rFonts w:hint="default" w:ascii="Symbol" w:hAnsi="Symbol" w:eastAsia="Symbol" w:cs="Symbol"/>
+      </w:rPr>
+      <w:start w:val="1"/>
+      <w:suff w:val="tab"/>
+    </w:lvl>
+    <w:lvl w:ilvl="7">
+      <w:isLgl w:val="false"/>
+      <w:lvlJc w:val="left"/>
+      <w:lvlText w:val="o"/>
+      <w:numFmt w:val="bullet"/>
+      <w:pPr>
+        <w:pBdr/>
+        <w:spacing/>
+        <w:ind w:hanging="360" w:left="5760"/>
+      </w:pPr>
+      <w:rPr>
+        <w:rFonts w:hint="default" w:ascii="Courier New" w:hAnsi="Courier New" w:eastAsia="Courier New" w:cs="Courier New"/>
+      </w:rPr>
+      <w:start w:val="1"/>
+      <w:suff w:val="tab"/>
+    </w:lvl>
+    <w:lvl w:ilvl="8">
+      <w:isLgl w:val="false"/>
+      <w:lvlJc w:val="left"/>
+      <w:lvlText w:val="§"/>
+      <w:numFmt w:val="bullet"/>
+      <w:pPr>
+        <w:pBdr/>
+        <w:spacing/>
+        <w:ind w:hanging="360" w:left="6480"/>
+      </w:pPr>
+      <w:rPr>
+        <w:rFonts w:hint="default" w:ascii="Wingdings" w:hAnsi="Wingdings" w:eastAsia="Wingdings" w:cs="Wingdings"/>
+      </w:rPr>
+      <w:start w:val="1"/>
+      <w:suff w:val="tab"/>
+    </w:lvl>
+  </w:abstractNum>
   <w:num w:numId="1">
     <w:abstractNumId w:val="0"/>
   </w:num>
@@ -6454,6 +7027,12 @@
   </w:num>
   <w:num w:numId="19">
     <w:abstractNumId w:val="18"/>
+  </w:num>
+  <w:num w:numId="20">
+    <w:abstractNumId w:val="19"/>
+  </w:num>
+  <w:num w:numId="21">
+    <w:abstractNumId w:val="20"/>
   </w:num>
 </w:numbering>
 </file>
